--- a/atelier/atelier_032.docx
+++ b/atelier/atelier_032.docx
@@ -445,7 +445,7 @@
           </w:tcPr>
           <w:p>
             <w:r>
-              <w:t xml:space="preserve">Format de la DevOps Review défini (atelier #31)</w:t>
+              <w:t xml:space="preserve">Format de la DevOps Review défini</w:t>
             </w:r>
           </w:p>
         </w:tc>
@@ -464,7 +464,7 @@
         <w:spacing w:after="120"/>
       </w:pPr>
       <w:r>
-        <w:t xml:space="preserve">Le format de la DevOps Review est défini (#31) : indicateurs, rythme, structure. Mais un format sur le papier ne vaut rien tant qu'il n'a pas tourné une première fois. Cet atelier n'est pas une préparation, c'est l'animation réelle de la première DevOps Review de la squad. L'enjeu de cette première session est double : éprouver le format en conditions réelles, et surtout produire le résultat qui définit une DevOps Review réussie — des actions concrètes. Une première review qui se contenterait de regarder les courbes sans rien décider raterait l'essentiel. Le sujet est donc d'animer cette première review jusqu'à poser 3 actions concrètes pour le mois suivant, avec responsable et échéance.</w:t>
+        <w:t xml:space="preserve">Le format de la DevOps Review est défini : indicateurs, rythme, structure. Mais un format sur le papier ne vaut rien tant qu'il n'a pas tourné une première fois. Cet atelier n'est pas une préparation, c'est l'animation réelle de la première DevOps Review de la squad. L'enjeu de cette première session est double : éprouver le format en conditions réelles, et surtout produire le résultat qui définit une DevOps Review réussie — des actions concrètes. Une première review qui se contenterait de regarder les courbes sans rien décider raterait l'essentiel. Le sujet est donc d'animer cette première review jusqu'à poser 3 actions concrètes pour le mois suivant, avec responsable et échéance.</w:t>
       </w:r>
     </w:p>
     <w:p>
@@ -576,7 +576,7 @@
         </w:numPr>
       </w:pPr>
       <w:r>
-        <w:t xml:space="preserve">Capturer chaque action au format défini (#31) : intitulé concret, responsable, échéance. On note séance tenante, dans l'outil de suivi, pour que les actions existent dès la fin de la session.</w:t>
+        <w:t xml:space="preserve">Capturer chaque action au format défini : intitulé concret, responsable, échéance. On note séance tenante, dans l'outil de suivi, pour que les actions existent dès la fin de la session.</w:t>
       </w:r>
     </w:p>
     <w:p>
@@ -739,7 +739,7 @@
         </w:numPr>
       </w:pPr>
       <w:r>
-        <w:t xml:space="preserve">(5 min) Ajuster et planifier — on note les ajustements de format issus de cette première, et on cale la prochaine review (où l'on suivra ces actions — atelier #34).</w:t>
+        <w:t xml:space="preserve">(5 min) Ajuster et planifier — on note les ajustements de format issus de cette première, et on cale la prochaine review (où l'on suivra ces actions — atelier).</w:t>
       </w:r>
     </w:p>
     <w:p>
